--- a/assets/Resume.docx
+++ b/assets/Resume.docx
@@ -52,7 +52,7 @@
           <w:i w:val="false"/>
           <w:sz w:val="25"/>
         </w:rPr>
-        <w:t>Professional Summary</w:t>
+        <w:t>PROFESSIONAL SUMMARY</w:t>
       </w:r>
     </w:p>
     <w:p>
@@ -88,7 +88,7 @@
           <w:i w:val="false"/>
           <w:sz w:val="25"/>
         </w:rPr>
-        <w:t>Education</w:t>
+        <w:t>EDUCATION</w:t>
       </w:r>
     </w:p>
     <w:p>
@@ -118,7 +118,7 @@
           <w:sz w:val="21"/>
         </w:rPr>
         <w:tab/>
-        <w:t>Expected September 2026</w:t>
+        <w:t>July 2026</w:t>
       </w:r>
     </w:p>
     <w:p>
@@ -199,7 +199,7 @@
           <w:i w:val="false"/>
           <w:sz w:val="25"/>
         </w:rPr>
-        <w:t>Work Experience</w:t>
+        <w:t>WORK EXPERIENCE</w:t>
       </w:r>
     </w:p>
     <w:p>
@@ -731,7 +731,7 @@
           <w:sz w:val="21"/>
         </w:rPr>
         <w:tab/>
-        <w:t>Leicester, UK  |  October 2025</w:t>
+        <w:t>Leicester, UK  |  October 2025 &amp; October 2026</w:t>
       </w:r>
     </w:p>
     <w:p>
@@ -1024,7 +1024,7 @@
           <w:i w:val="false"/>
           <w:sz w:val="25"/>
         </w:rPr>
-        <w:t>Certifications and Skills</w:t>
+        <w:t>SKILLS</w:t>
       </w:r>
     </w:p>
     <w:p>
@@ -1047,7 +1047,26 @@
           <w:i w:val="false"/>
           <w:sz w:val="21"/>
         </w:rPr>
-        <w:t>ACE Certified Personal Trainer</w:t>
+        <w:t>Microsoft Office, Canva, Adobe InDesign, Adobe Photoshop, Wix, SAP</w:t>
+      </w:r>
+    </w:p>
+    <w:p>
+      <w:pPr>
+        <w:pStyle w:val="Normal"/>
+        <w:pBdr>
+          <w:bottom w:val="single" w:sz="6" w:space="2" w:color="000000"/>
+        </w:pBdr>
+        <w:spacing w:lineRule="auto" w:line="226" w:before="120" w:after="20"/>
+        <w:rPr/>
+      </w:pPr>
+      <w:r>
+        <w:rPr>
+          <w:rFonts w:cs="Times New Roman"/>
+          <w:b/>
+          <w:i w:val="false"/>
+          <w:sz w:val="25"/>
+        </w:rPr>
+        <w:t>CERTIFICATIONS</w:t>
       </w:r>
     </w:p>
     <w:p>
@@ -1070,13 +1089,13 @@
           <w:i w:val="false"/>
           <w:sz w:val="21"/>
         </w:rPr>
-        <w:t>Digital Skills: Microsoft Office, Canva, Adobe InDesign, Adobe Photoshop, Wix, SAP</w:t>
+        <w:t>ACE Certified Personal Trainer</w:t>
       </w:r>
     </w:p>
     <w:sectPr>
       <w:type w:val="nextPage"/>
       <w:pgSz w:w="11906" w:h="16838"/>
-      <w:pgMar w:left="720" w:right="720" w:gutter="0" w:header="0" w:top="567" w:footer="0" w:bottom="567"/>
+      <w:pgMar w:left="720" w:right="720" w:gutter="0" w:header="0" w:top="720" w:footer="0" w:bottom="720"/>
       <w:pgNumType w:fmt="decimal"/>
       <w:formProt w:val="false"/>
       <w:textDirection w:val="lrTb"/>
